--- a/Documentación/Credenciales de Usuarios cargados en el sistema.docx
+++ b/Documentación/Credenciales de Usuarios cargados en el sistema.docx
@@ -14,8 +14,9 @@
         <w:br/>
         <w:t>12345678</w:t>
       </w:r>
-    </w:p>
-    <w:p>
+      <w:r>
+        <w:br/>
+      </w:r>
       <w:hyperlink r:id="rId4" w:history="1">
         <w:r>
           <w:rPr>
@@ -54,6 +55,33 @@
       </w:hyperlink>
       <w:r>
         <w:t xml:space="preserve">           river</w:t>
+      </w:r>
+    </w:p>
+    <w:p>
+      <w:r>
+        <w:t xml:space="preserve">sebastian </w:t>
+      </w:r>
+      <w:r>
+        <w:br/>
+        <w:t xml:space="preserve">fernandez </w:t>
+      </w:r>
+      <w:r>
+        <w:br/>
+        <w:t>22333444</w:t>
+      </w:r>
+      <w:r>
+        <w:br/>
+      </w:r>
+      <w:hyperlink r:id="rId6" w:history="1">
+        <w:r>
+          <w:rPr>
+            <w:rStyle w:val="Hipervnculo"/>
+          </w:rPr>
+          <w:t>seba@fernandez.com</w:t>
+        </w:r>
+      </w:hyperlink>
+      <w:r>
+        <w:t xml:space="preserve">    rojoave</w:t>
       </w:r>
     </w:p>
     <w:p/>
